--- a/eng/docx/60.content.docx
+++ b/eng/docx/60.content.docx
@@ -136,13 +136,6 @@
         <w:rPr>
           <w:lang w:val="en_US" w:bidi="en_US"/>
         </w:rPr>
-      </w:r>
-      <w:r>
-        <w:rPr>
-          <w:i/>
-          <w:lang w:val="en_US" w:bidi="en_US"/>
-        </w:rPr>
-        <w:t>1 Peter 1:1, 1 Peter 1:1 (#2), 1 Peter 1:3, 1 Peter 1:3 (#2), 1 Peter 1:4, 1 Peter 1:5, 1 Peter 1:7, 1 Peter 1:7 (#2), 1 Peter 1:8, 1 Peter 1:9, 1 Peter 1:10, 1 Peter 1:11, 1 Peter 1:12, 1 Peter 1:12 (#2), 1 Peter 1:13–14, 1 Peter 1:15–16, 1 Peter 1:17, 1 Peter 1:18, 1 Peter 1:18–19, 1 Peter 1:20, 1 Peter 1:22, 1 Peter 1:23, 1 Peter 1:24, 1 Peter 1:25, 1 Peter 2:1, 1 Peter 2:2, 1 Peter 2:4–5, 1 Peter 2:5, 1 Peter 2:7–8, 1 Peter 2:9–10, 1 Peter 2:11–12, 1 Peter 2:13–15, 1 Peter 2:16, 1 Peter 2:18–20, 1 Peter 2:21–23, 1 Peter 2:24, 1 Peter 2:25, 1 Peter 3:1, 1 Peter 3:3–4, 1 Peter 3:5–6, 1 Peter 3:7, 1 Peter 3:8–9, 1 Peter 3:10–12, 1 Peter 3:14, 1 Peter 3:15, 1 Peter 3:15–16, 1 Peter 3:18, 1 Peter 3:19–20, 1 Peter 3:21, 1 Peter 3:22, 1 Peter 4:1, 1 Peter 4:3–4, 1 Peter 4:5, 1 Peter 4:7, 1 Peter 4:10–11, 1 Peter 4:12–13, 1 Peter 4:15, 1 Peter 4:17–18, 1 Peter 4:19, 1 Peter 5:1, 1 Peter 5:1–2, 1 Peter 5:5, 1 Peter 5:5–7, 1 Peter 5:8, 1 Peter 5:8–9, 1 Peter 5:10, 1 Peter 5:12, 1 Peter 5:12 (#2), 1 Peter 5:13–14</w:t>
       </w:r>
       <w:r>
         <w:rPr>

--- a/eng/docx/60.content.docx
+++ b/eng/docx/60.content.docx
@@ -123,19 +123,6 @@
           <w:lang w:val="en_US" w:bidi="en_US"/>
         </w:rPr>
         <w:t>1PE</w:t>
-      </w:r>
-      <w:r>
-        <w:rPr>
-          <w:lang w:val="en_US" w:bidi="en_US"/>
-        </w:rPr>
-      </w:r>
-    </w:p>
-    <w:p>
-      <w:pPr/>
-      <w:r>
-        <w:rPr>
-          <w:lang w:val="en_US" w:bidi="en_US"/>
-        </w:rPr>
       </w:r>
       <w:r>
         <w:rPr>

--- a/eng/docx/60.content.docx
+++ b/eng/docx/60.content.docx
@@ -19,7 +19,7 @@
         <w:rPr>
           <w:lang w:val="en_US" w:bidi="en_US"/>
         </w:rPr>
-        <w:t>Resource: Translation Questions (unfoldingWord)</w:t>
+        <w:t>Resource: unfoldingWord® Translation Questions</w:t>
       </w:r>
       <w:r>
         <w:rPr>
@@ -85,7 +85,7 @@
         <w:rPr>
           <w:lang w:val="en_US" w:bidi="en_US"/>
         </w:rPr>
-        <w:t>Translation Questions (unfoldingWord)</w:t>
+        <w:t>unfoldingWord® Translation Questions</w:t>
       </w:r>
     </w:p>
     <w:p>

--- a/eng/docx/60.content.docx
+++ b/eng/docx/60.content.docx
@@ -563,7 +563,7 @@
         <w:rPr>
           <w:lang w:val="en_US" w:bidi="en_US"/>
         </w:rPr>
-        <w:t>1 Peter 1:7</w:t>
+        <w:t>1 Peter 1:6–7</w:t>
       </w:r>
       <w:r>
         <w:rPr>
@@ -599,6 +599,18 @@
         </w:rPr>
         <w:t>It was necessary so that their faith would be tested, and so that their faith would be found to result in praise, glory, and honor at the revelation of Jesus Christ.</w:t>
       </w:r>
+      <w:hyperlink r:id="rId13">
+        <w:r>
+          <w:rPr>
+            <w:lang w:val="en_US" w:bidi="en_US"/>
+          </w:rPr>
+          <w:rPr>
+            <w:color w:val="0000EE"/>
+            <w:u w:val="single"/>
+          </w:rPr>
+          <w:t xml:space="preserve"> </w:t>
+        </w:r>
+      </w:hyperlink>
       <w:r>
         <w:rPr>
           <w:lang w:val="en_US" w:bidi="en_US"/>

--- a/eng/docx/60.content.docx
+++ b/eng/docx/60.content.docx
@@ -185,7 +185,7 @@
         <w:rPr>
           <w:lang w:val="en_US" w:bidi="en_US"/>
         </w:rPr>
-        <w:t>1 Peter 1:1</w:t>
+        <w:t>1 Peter 1:1 (#1)</w:t>
       </w:r>
       <w:r>
         <w:rPr>
@@ -311,7 +311,7 @@
         <w:rPr>
           <w:lang w:val="en_US" w:bidi="en_US"/>
         </w:rPr>
-        <w:t>1 Peter 1:3</w:t>
+        <w:t>1 Peter 1:3 (#1)</w:t>
       </w:r>
       <w:r>
         <w:rPr>
@@ -437,7 +437,7 @@
         <w:rPr>
           <w:lang w:val="en_US" w:bidi="en_US"/>
         </w:rPr>
-        <w:t>1 Peter 1:4</w:t>
+        <w:t>1 Peter 1:4 (#1)</w:t>
       </w:r>
       <w:r>
         <w:rPr>
@@ -500,7 +500,7 @@
         <w:rPr>
           <w:lang w:val="en_US" w:bidi="en_US"/>
         </w:rPr>
-        <w:t>1 Peter 1:5</w:t>
+        <w:t>1 Peter 1:5 (#1)</w:t>
       </w:r>
       <w:r>
         <w:rPr>
@@ -563,7 +563,7 @@
         <w:rPr>
           <w:lang w:val="en_US" w:bidi="en_US"/>
         </w:rPr>
-        <w:t>1 Peter 1:6–7</w:t>
+        <w:t>1 Peter 1:7 (#1)</w:t>
       </w:r>
       <w:r>
         <w:rPr>
@@ -599,18 +599,6 @@
         </w:rPr>
         <w:t>It was necessary so that their faith would be tested, and so that their faith would be found to result in praise, glory, and honor at the revelation of Jesus Christ.</w:t>
       </w:r>
-      <w:hyperlink r:id="rId13">
-        <w:r>
-          <w:rPr>
-            <w:lang w:val="en_US" w:bidi="en_US"/>
-          </w:rPr>
-          <w:rPr>
-            <w:color w:val="0000EE"/>
-            <w:u w:val="single"/>
-          </w:rPr>
-          <w:t xml:space="preserve"> </w:t>
-        </w:r>
-      </w:hyperlink>
       <w:r>
         <w:rPr>
           <w:lang w:val="en_US" w:bidi="en_US"/>
@@ -701,7 +689,7 @@
         <w:rPr>
           <w:lang w:val="en_US" w:bidi="en_US"/>
         </w:rPr>
-        <w:t>1 Peter 1:8</w:t>
+        <w:t>1 Peter 1:8 (#1)</w:t>
       </w:r>
       <w:r>
         <w:rPr>
@@ -764,7 +752,7 @@
         <w:rPr>
           <w:lang w:val="en_US" w:bidi="en_US"/>
         </w:rPr>
-        <w:t>1 Peter 1:9</w:t>
+        <w:t>1 Peter 1:9 (#1)</w:t>
       </w:r>
       <w:r>
         <w:rPr>
@@ -827,7 +815,7 @@
         <w:rPr>
           <w:lang w:val="en_US" w:bidi="en_US"/>
         </w:rPr>
-        <w:t>1 Peter 1:10</w:t>
+        <w:t>1 Peter 1:10 (#1)</w:t>
       </w:r>
       <w:r>
         <w:rPr>
@@ -890,7 +878,7 @@
         <w:rPr>
           <w:lang w:val="en_US" w:bidi="en_US"/>
         </w:rPr>
-        <w:t>1 Peter 1:11</w:t>
+        <w:t>1 Peter 1:11 (#1)</w:t>
       </w:r>
       <w:r>
         <w:rPr>
@@ -953,7 +941,7 @@
         <w:rPr>
           <w:lang w:val="en_US" w:bidi="en_US"/>
         </w:rPr>
-        <w:t>1 Peter 1:12</w:t>
+        <w:t>1 Peter 1:12 (#1)</w:t>
       </w:r>
       <w:r>
         <w:rPr>
@@ -1079,7 +1067,7 @@
         <w:rPr>
           <w:lang w:val="en_US" w:bidi="en_US"/>
         </w:rPr>
-        <w:t>1 Peter 1:13–14</w:t>
+        <w:t>1 Peter 1:13–14 (#1)</w:t>
       </w:r>
       <w:r>
         <w:rPr>
@@ -1142,7 +1130,7 @@
         <w:rPr>
           <w:lang w:val="en_US" w:bidi="en_US"/>
         </w:rPr>
-        <w:t>1 Peter 1:15–16</w:t>
+        <w:t>1 Peter 1:15–16 (#1)</w:t>
       </w:r>
       <w:r>
         <w:rPr>
@@ -1205,7 +1193,7 @@
         <w:rPr>
           <w:lang w:val="en_US" w:bidi="en_US"/>
         </w:rPr>
-        <w:t>1 Peter 1:17</w:t>
+        <w:t>1 Peter 1:17 (#1)</w:t>
       </w:r>
       <w:r>
         <w:rPr>
@@ -1268,7 +1256,7 @@
         <w:rPr>
           <w:lang w:val="en_US" w:bidi="en_US"/>
         </w:rPr>
-        <w:t>1 Peter 1:18</w:t>
+        <w:t>1 Peter 1:18 (#1)</w:t>
       </w:r>
       <w:r>
         <w:rPr>
@@ -1331,7 +1319,7 @@
         <w:rPr>
           <w:lang w:val="en_US" w:bidi="en_US"/>
         </w:rPr>
-        <w:t>1 Peter 1:18–19</w:t>
+        <w:t>1 Peter 1:18–19 (#1)</w:t>
       </w:r>
       <w:r>
         <w:rPr>
@@ -1394,7 +1382,7 @@
         <w:rPr>
           <w:lang w:val="en_US" w:bidi="en_US"/>
         </w:rPr>
-        <w:t>1 Peter 1:20</w:t>
+        <w:t>1 Peter 1:20 (#1)</w:t>
       </w:r>
       <w:r>
         <w:rPr>
@@ -1457,7 +1445,7 @@
         <w:rPr>
           <w:lang w:val="en_US" w:bidi="en_US"/>
         </w:rPr>
-        <w:t>1 Peter 1:22</w:t>
+        <w:t>1 Peter 1:22 (#1)</w:t>
       </w:r>
       <w:r>
         <w:rPr>
@@ -1520,7 +1508,7 @@
         <w:rPr>
           <w:lang w:val="en_US" w:bidi="en_US"/>
         </w:rPr>
-        <w:t>1 Peter 1:23</w:t>
+        <w:t>1 Peter 1:23 (#1)</w:t>
       </w:r>
       <w:r>
         <w:rPr>
@@ -1583,7 +1571,7 @@
         <w:rPr>
           <w:lang w:val="en_US" w:bidi="en_US"/>
         </w:rPr>
-        <w:t>1 Peter 1:24</w:t>
+        <w:t>1 Peter 1:24 (#1)</w:t>
       </w:r>
       <w:r>
         <w:rPr>
@@ -1646,7 +1634,7 @@
         <w:rPr>
           <w:lang w:val="en_US" w:bidi="en_US"/>
         </w:rPr>
-        <w:t>1 Peter 1:25</w:t>
+        <w:t>1 Peter 1:25 (#1)</w:t>
       </w:r>
       <w:r>
         <w:rPr>
@@ -1709,7 +1697,7 @@
         <w:rPr>
           <w:lang w:val="en_US" w:bidi="en_US"/>
         </w:rPr>
-        <w:t>1 Peter 2:1</w:t>
+        <w:t>1 Peter 2:1 (#1)</w:t>
       </w:r>
       <w:r>
         <w:rPr>
@@ -1772,7 +1760,7 @@
         <w:rPr>
           <w:lang w:val="en_US" w:bidi="en_US"/>
         </w:rPr>
-        <w:t>1 Peter 2:2</w:t>
+        <w:t>1 Peter 2:2 (#1)</w:t>
       </w:r>
       <w:r>
         <w:rPr>
@@ -1835,7 +1823,7 @@
         <w:rPr>
           <w:lang w:val="en_US" w:bidi="en_US"/>
         </w:rPr>
-        <w:t>1 Peter 2:4–5</w:t>
+        <w:t>1 Peter 2:4–5 (#1)</w:t>
       </w:r>
       <w:r>
         <w:rPr>
@@ -1898,7 +1886,7 @@
         <w:rPr>
           <w:lang w:val="en_US" w:bidi="en_US"/>
         </w:rPr>
-        <w:t>1 Peter 2:5</w:t>
+        <w:t>1 Peter 2:5 (#1)</w:t>
       </w:r>
       <w:r>
         <w:rPr>
@@ -1961,7 +1949,7 @@
         <w:rPr>
           <w:lang w:val="en_US" w:bidi="en_US"/>
         </w:rPr>
-        <w:t>1 Peter 2:7–8</w:t>
+        <w:t>1 Peter 2:7–8 (#1)</w:t>
       </w:r>
       <w:r>
         <w:rPr>
@@ -2024,7 +2012,7 @@
         <w:rPr>
           <w:lang w:val="en_US" w:bidi="en_US"/>
         </w:rPr>
-        <w:t>1 Peter 2:9–10</w:t>
+        <w:t>1 Peter 2:9–10 (#1)</w:t>
       </w:r>
       <w:r>
         <w:rPr>
@@ -2087,7 +2075,7 @@
         <w:rPr>
           <w:lang w:val="en_US" w:bidi="en_US"/>
         </w:rPr>
-        <w:t>1 Peter 2:11–12</w:t>
+        <w:t>1 Peter 2:11–12 (#1)</w:t>
       </w:r>
       <w:r>
         <w:rPr>
@@ -2150,7 +2138,7 @@
         <w:rPr>
           <w:lang w:val="en_US" w:bidi="en_US"/>
         </w:rPr>
-        <w:t>1 Peter 2:13–15</w:t>
+        <w:t>1 Peter 2:13–15 (#1)</w:t>
       </w:r>
       <w:r>
         <w:rPr>
@@ -2213,7 +2201,7 @@
         <w:rPr>
           <w:lang w:val="en_US" w:bidi="en_US"/>
         </w:rPr>
-        <w:t>1 Peter 2:16</w:t>
+        <w:t>1 Peter 2:16 (#1)</w:t>
       </w:r>
       <w:r>
         <w:rPr>
@@ -2276,7 +2264,7 @@
         <w:rPr>
           <w:lang w:val="en_US" w:bidi="en_US"/>
         </w:rPr>
-        <w:t>1 Peter 2:18–20</w:t>
+        <w:t>1 Peter 2:18–20 (#1)</w:t>
       </w:r>
       <w:r>
         <w:rPr>
@@ -2339,7 +2327,7 @@
         <w:rPr>
           <w:lang w:val="en_US" w:bidi="en_US"/>
         </w:rPr>
-        <w:t>1 Peter 2:21–23</w:t>
+        <w:t>1 Peter 2:21–23 (#1)</w:t>
       </w:r>
       <w:r>
         <w:rPr>
@@ -2402,7 +2390,7 @@
         <w:rPr>
           <w:lang w:val="en_US" w:bidi="en_US"/>
         </w:rPr>
-        <w:t>1 Peter 2:24</w:t>
+        <w:t>1 Peter 2:24 (#1)</w:t>
       </w:r>
       <w:r>
         <w:rPr>
@@ -2465,7 +2453,7 @@
         <w:rPr>
           <w:lang w:val="en_US" w:bidi="en_US"/>
         </w:rPr>
-        <w:t>1 Peter 2:25</w:t>
+        <w:t>1 Peter 2:25 (#1)</w:t>
       </w:r>
       <w:r>
         <w:rPr>
@@ -2528,7 +2516,7 @@
         <w:rPr>
           <w:lang w:val="en_US" w:bidi="en_US"/>
         </w:rPr>
-        <w:t>1 Peter 3:1</w:t>
+        <w:t>1 Peter 3:1 (#1)</w:t>
       </w:r>
       <w:r>
         <w:rPr>
@@ -2591,7 +2579,7 @@
         <w:rPr>
           <w:lang w:val="en_US" w:bidi="en_US"/>
         </w:rPr>
-        <w:t>1 Peter 3:3–4</w:t>
+        <w:t>1 Peter 3:3–4 (#1)</w:t>
       </w:r>
       <w:r>
         <w:rPr>
@@ -2654,7 +2642,7 @@
         <w:rPr>
           <w:lang w:val="en_US" w:bidi="en_US"/>
         </w:rPr>
-        <w:t>1 Peter 3:5–6</w:t>
+        <w:t>1 Peter 3:5–6 (#1)</w:t>
       </w:r>
       <w:r>
         <w:rPr>
@@ -2717,7 +2705,7 @@
         <w:rPr>
           <w:lang w:val="en_US" w:bidi="en_US"/>
         </w:rPr>
-        <w:t>1 Peter 3:7</w:t>
+        <w:t>1 Peter 3:7 (#1)</w:t>
       </w:r>
       <w:r>
         <w:rPr>
@@ -2780,7 +2768,7 @@
         <w:rPr>
           <w:lang w:val="en_US" w:bidi="en_US"/>
         </w:rPr>
-        <w:t>1 Peter 3:8–9</w:t>
+        <w:t>1 Peter 3:8–9 (#1)</w:t>
       </w:r>
       <w:r>
         <w:rPr>
@@ -2843,7 +2831,7 @@
         <w:rPr>
           <w:lang w:val="en_US" w:bidi="en_US"/>
         </w:rPr>
-        <w:t>1 Peter 3:10–12</w:t>
+        <w:t>1 Peter 3:10–12 (#1)</w:t>
       </w:r>
       <w:r>
         <w:rPr>
@@ -2906,7 +2894,7 @@
         <w:rPr>
           <w:lang w:val="en_US" w:bidi="en_US"/>
         </w:rPr>
-        <w:t>1 Peter 3:14</w:t>
+        <w:t>1 Peter 3:14 (#1)</w:t>
       </w:r>
       <w:r>
         <w:rPr>
@@ -2969,7 +2957,7 @@
         <w:rPr>
           <w:lang w:val="en_US" w:bidi="en_US"/>
         </w:rPr>
-        <w:t>1 Peter 3:15</w:t>
+        <w:t>1 Peter 3:15 (#1)</w:t>
       </w:r>
       <w:r>
         <w:rPr>
@@ -3032,7 +3020,7 @@
         <w:rPr>
           <w:lang w:val="en_US" w:bidi="en_US"/>
         </w:rPr>
-        <w:t>1 Peter 3:15–16</w:t>
+        <w:t>1 Peter 3:15–16 (#1)</w:t>
       </w:r>
       <w:r>
         <w:rPr>
@@ -3095,7 +3083,7 @@
         <w:rPr>
           <w:lang w:val="en_US" w:bidi="en_US"/>
         </w:rPr>
-        <w:t>1 Peter 3:18</w:t>
+        <w:t>1 Peter 3:18 (#1)</w:t>
       </w:r>
       <w:r>
         <w:rPr>
@@ -3158,7 +3146,7 @@
         <w:rPr>
           <w:lang w:val="en_US" w:bidi="en_US"/>
         </w:rPr>
-        <w:t>1 Peter 3:19–20</w:t>
+        <w:t>1 Peter 3:19–20 (#1)</w:t>
       </w:r>
       <w:r>
         <w:rPr>
@@ -3221,7 +3209,7 @@
         <w:rPr>
           <w:lang w:val="en_US" w:bidi="en_US"/>
         </w:rPr>
-        <w:t>1 Peter 3:21</w:t>
+        <w:t>1 Peter 3:21 (#1)</w:t>
       </w:r>
       <w:r>
         <w:rPr>
@@ -3284,7 +3272,7 @@
         <w:rPr>
           <w:lang w:val="en_US" w:bidi="en_US"/>
         </w:rPr>
-        <w:t>1 Peter 3:22</w:t>
+        <w:t>1 Peter 3:22 (#1)</w:t>
       </w:r>
       <w:r>
         <w:rPr>
@@ -3347,7 +3335,7 @@
         <w:rPr>
           <w:lang w:val="en_US" w:bidi="en_US"/>
         </w:rPr>
-        <w:t>1 Peter 4:1</w:t>
+        <w:t>1 Peter 4:1 (#1)</w:t>
       </w:r>
       <w:r>
         <w:rPr>
@@ -3410,7 +3398,7 @@
         <w:rPr>
           <w:lang w:val="en_US" w:bidi="en_US"/>
         </w:rPr>
-        <w:t>1 Peter 4:3–4</w:t>
+        <w:t>1 Peter 4:3–4 (#1)</w:t>
       </w:r>
       <w:r>
         <w:rPr>
@@ -3473,7 +3461,7 @@
         <w:rPr>
           <w:lang w:val="en_US" w:bidi="en_US"/>
         </w:rPr>
-        <w:t>1 Peter 4:5</w:t>
+        <w:t>1 Peter 4:5 (#1)</w:t>
       </w:r>
       <w:r>
         <w:rPr>
@@ -3536,7 +3524,7 @@
         <w:rPr>
           <w:lang w:val="en_US" w:bidi="en_US"/>
         </w:rPr>
-        <w:t>1 Peter 4:7</w:t>
+        <w:t>1 Peter 4:7 (#1)</w:t>
       </w:r>
       <w:r>
         <w:rPr>
@@ -3599,7 +3587,7 @@
         <w:rPr>
           <w:lang w:val="en_US" w:bidi="en_US"/>
         </w:rPr>
-        <w:t>1 Peter 4:10–11</w:t>
+        <w:t>1 Peter 4:10–11 (#1)</w:t>
       </w:r>
       <w:r>
         <w:rPr>
@@ -3662,7 +3650,7 @@
         <w:rPr>
           <w:lang w:val="en_US" w:bidi="en_US"/>
         </w:rPr>
-        <w:t>1 Peter 4:12–13</w:t>
+        <w:t>1 Peter 4:12–13 (#1)</w:t>
       </w:r>
       <w:r>
         <w:rPr>
@@ -3725,7 +3713,7 @@
         <w:rPr>
           <w:lang w:val="en_US" w:bidi="en_US"/>
         </w:rPr>
-        <w:t>1 Peter 4:15</w:t>
+        <w:t>1 Peter 4:15 (#1)</w:t>
       </w:r>
       <w:r>
         <w:rPr>
@@ -3788,7 +3776,7 @@
         <w:rPr>
           <w:lang w:val="en_US" w:bidi="en_US"/>
         </w:rPr>
-        <w:t>1 Peter 4:17–18</w:t>
+        <w:t>1 Peter 4:17–18 (#1)</w:t>
       </w:r>
       <w:r>
         <w:rPr>
@@ -3851,7 +3839,7 @@
         <w:rPr>
           <w:lang w:val="en_US" w:bidi="en_US"/>
         </w:rPr>
-        <w:t>1 Peter 4:19</w:t>
+        <w:t>1 Peter 4:19 (#1)</w:t>
       </w:r>
       <w:r>
         <w:rPr>
@@ -3914,7 +3902,7 @@
         <w:rPr>
           <w:lang w:val="en_US" w:bidi="en_US"/>
         </w:rPr>
-        <w:t>1 Peter 5:1</w:t>
+        <w:t>1 Peter 5:1 (#1)</w:t>
       </w:r>
       <w:r>
         <w:rPr>
@@ -3977,7 +3965,7 @@
         <w:rPr>
           <w:lang w:val="en_US" w:bidi="en_US"/>
         </w:rPr>
-        <w:t>1 Peter 5:1–2</w:t>
+        <w:t>1 Peter 5:1–2 (#1)</w:t>
       </w:r>
       <w:r>
         <w:rPr>
@@ -4040,7 +4028,7 @@
         <w:rPr>
           <w:lang w:val="en_US" w:bidi="en_US"/>
         </w:rPr>
-        <w:t>1 Peter 5:5</w:t>
+        <w:t>1 Peter 5:5 (#1)</w:t>
       </w:r>
       <w:r>
         <w:rPr>
@@ -4103,7 +4091,7 @@
         <w:rPr>
           <w:lang w:val="en_US" w:bidi="en_US"/>
         </w:rPr>
-        <w:t>1 Peter 5:5–7</w:t>
+        <w:t>1 Peter 5:5–7 (#1)</w:t>
       </w:r>
       <w:r>
         <w:rPr>
@@ -4166,7 +4154,7 @@
         <w:rPr>
           <w:lang w:val="en_US" w:bidi="en_US"/>
         </w:rPr>
-        <w:t>1 Peter 5:8</w:t>
+        <w:t>1 Peter 5:8 (#1)</w:t>
       </w:r>
       <w:r>
         <w:rPr>
@@ -4229,7 +4217,7 @@
         <w:rPr>
           <w:lang w:val="en_US" w:bidi="en_US"/>
         </w:rPr>
-        <w:t>1 Peter 5:8–9</w:t>
+        <w:t>1 Peter 5:8–9 (#1)</w:t>
       </w:r>
       <w:r>
         <w:rPr>
@@ -4292,7 +4280,7 @@
         <w:rPr>
           <w:lang w:val="en_US" w:bidi="en_US"/>
         </w:rPr>
-        <w:t>1 Peter 5:10</w:t>
+        <w:t>1 Peter 5:10 (#1)</w:t>
       </w:r>
       <w:r>
         <w:rPr>
@@ -4355,7 +4343,7 @@
         <w:rPr>
           <w:lang w:val="en_US" w:bidi="en_US"/>
         </w:rPr>
-        <w:t>1 Peter 5:12</w:t>
+        <w:t>1 Peter 5:12 (#1)</w:t>
       </w:r>
       <w:r>
         <w:rPr>
@@ -4481,7 +4469,7 @@
         <w:rPr>
           <w:lang w:val="en_US" w:bidi="en_US"/>
         </w:rPr>
-        <w:t>1 Peter 5:13–14</w:t>
+        <w:t>1 Peter 5:13–14 (#1)</w:t>
       </w:r>
       <w:r>
         <w:rPr>
